--- a/Job Applications - Oct 2026/02 Enactus Canada - Manager Programs/Adekunle_Adeniji_Cover_Letter_Enactus_Manager_Programs.docx
+++ b/Job Applications - Oct 2026/02 Enactus Canada - Manager Programs/Adekunle_Adeniji_Cover_Letter_Enactus_Manager_Programs.docx
@@ -122,7 +122,7 @@
         <w:jc w:val="left"/>
       </w:pPr>
       <w:r>
-        <w:t xml:space="preserve">As Project Manager and Program Lead at Emole Futures Initiative in Kingston, I run the Black Youth in Business program from concept through workshops, mentoring sessions, and public events. I set program objectives with our executive team, plan four concurrent workstreams, and manage the budget for facilitators, materials, and events. I recruit and supervise program assistants and volunteer mentors, and I keep schools and community organizations engaged from intake to wrap-up. I also designed a 27-question intake survey and use the results to measure outcomes and improve each new cycle, the same feedback loop that helps a national program grow stronger every year.</w:t>
+        <w:t xml:space="preserve">As Project Manager and Program Lead at Emole Futures Initiative in Kingston, I run the Black Youth in Business program from concept through workshops, mentoring sessions, and public events. I set program objectives with our executive team, plan four concurrent workstreams, and manage the budget for facilitators, materials, and events. I recruit and supervise program assistants and volunteer mentors, and I work with schools and community organizations as program partners. I also designed a 27-question intake survey and use the results to measure outcomes and improve each new cycle, the same feedback loop that helps a national program grow stronger every year.</w:t>
       </w:r>
     </w:p>
     <w:p>
